--- a/public/assets/template/docx/surat_f204.docx
+++ b/public/assets/template/docx/surat_f204.docx
@@ -233,187 +233,187 @@
           <w:b/>
           <w:bCs/>
         </w:rPr>
-        <w:t xml:space="preserve">: $NAMA</w:t>
-      </w:r>
-    </w:p>
-    <w:p>
-      <w:pPr>
-        <w:pStyle w:val="BodyText"/>
-      </w:pPr>
-      <w:r>
-        <w:rPr>
-          <w:b/>
-          <w:bCs/>
-        </w:rPr>
-        <w:t xml:space="preserve">: $NIK</w:t>
-      </w:r>
-    </w:p>
-    <w:p>
-      <w:pPr>
-        <w:pStyle w:val="BodyText"/>
-      </w:pPr>
-      <w:r>
-        <w:rPr>
-          <w:b/>
-          <w:bCs/>
-        </w:rPr>
-        <w:t xml:space="preserve">: $TTL</w:t>
-      </w:r>
-    </w:p>
-    <w:p>
-      <w:pPr>
-        <w:pStyle w:val="BodyText"/>
-      </w:pPr>
-      <w:r>
-        <w:rPr>
-          <w:b/>
-          <w:bCs/>
-        </w:rPr>
-        <w:t xml:space="preserve">: $PEKERJAAN</w:t>
-      </w:r>
-    </w:p>
-    <w:p>
-      <w:pPr>
-        <w:pStyle w:val="BodyText"/>
-      </w:pPr>
-      <w:r>
-        <w:rPr>
-          <w:b/>
-          <w:bCs/>
-        </w:rPr>
-        <w:t xml:space="preserve">: $ALAMAT Kalurahan $NAMA_DES, Kapanewon $NAMA_KEC, Kabupaten $NAMA_KAB</w:t>
-      </w:r>
-    </w:p>
-    <w:p>
-      <w:pPr>
-        <w:pStyle w:val="BodyText"/>
-      </w:pPr>
-      <w:r>
-        <w:rPr>
-          <w:b/>
-          <w:bCs/>
-        </w:rPr>
-        <w:t xml:space="preserve">: $AYAH_NAMA</w:t>
-      </w:r>
-    </w:p>
-    <w:p>
-      <w:pPr>
-        <w:pStyle w:val="BodyText"/>
-      </w:pPr>
-      <w:r>
-        <w:rPr>
-          <w:b/>
-          <w:bCs/>
-        </w:rPr>
-        <w:t xml:space="preserve">: $AYAH_NIK</w:t>
-      </w:r>
-    </w:p>
-    <w:p>
-      <w:pPr>
-        <w:pStyle w:val="BodyText"/>
-      </w:pPr>
-      <w:r>
-        <w:rPr>
-          <w:b/>
-          <w:bCs/>
-        </w:rPr>
-        <w:t xml:space="preserve">: $AYAH_TTL</w:t>
-      </w:r>
-    </w:p>
-    <w:p>
-      <w:pPr>
-        <w:pStyle w:val="BodyText"/>
-      </w:pPr>
-      <w:r>
-        <w:rPr>
-          <w:b/>
-          <w:bCs/>
-        </w:rPr>
-        <w:t xml:space="preserve">: $AYAH_PEKERJAAN</w:t>
-      </w:r>
-    </w:p>
-    <w:p>
-      <w:pPr>
-        <w:pStyle w:val="BodyText"/>
-      </w:pPr>
-      <w:r>
-        <w:rPr>
-          <w:b/>
-          <w:bCs/>
-        </w:rPr>
-        <w:t xml:space="preserve">: $AYAH_ALAMAT, $NAMA_DES, $NAMA_KEC, $NAMA_KAB</w:t>
-      </w:r>
-    </w:p>
-    <w:p>
-      <w:pPr>
-        <w:pStyle w:val="BodyText"/>
-      </w:pPr>
-      <w:r>
-        <w:rPr>
-          <w:b/>
-          <w:bCs/>
-        </w:rPr>
-        <w:t xml:space="preserve">: $IBU_NAMA</w:t>
-      </w:r>
-    </w:p>
-    <w:p>
-      <w:pPr>
-        <w:pStyle w:val="BodyText"/>
-      </w:pPr>
-      <w:r>
-        <w:rPr>
-          <w:b/>
-          <w:bCs/>
-        </w:rPr>
-        <w:t xml:space="preserve">: $IBU_NIK</w:t>
-      </w:r>
-    </w:p>
-    <w:p>
-      <w:pPr>
-        <w:pStyle w:val="BodyText"/>
-      </w:pPr>
-      <w:r>
-        <w:rPr>
-          <w:b/>
-          <w:bCs/>
-        </w:rPr>
-        <w:t xml:space="preserve">: $IBU_TTL</w:t>
-      </w:r>
-    </w:p>
-    <w:p>
-      <w:pPr>
-        <w:pStyle w:val="BodyText"/>
-      </w:pPr>
-      <w:r>
-        <w:rPr>
-          <w:b/>
-          <w:bCs/>
-        </w:rPr>
-        <w:t xml:space="preserve">: $IBU_PEKERJAAN</w:t>
-      </w:r>
-    </w:p>
-    <w:p>
-      <w:pPr>
-        <w:pStyle w:val="BodyText"/>
-      </w:pPr>
-      <w:r>
-        <w:rPr>
-          <w:b/>
-          <w:bCs/>
-        </w:rPr>
-        <w:t xml:space="preserve">: $IBU_ALAMAT, $NAMA_DES, $NAMA_KEC, $NAMA_KAB</w:t>
-      </w:r>
-    </w:p>
-    <w:p>
-      <w:pPr>
-        <w:pStyle w:val="BodyText"/>
-      </w:pPr>
-      <w:r>
-        <w:rPr>
-          <w:b/>
-          <w:bCs/>
-        </w:rPr>
-        <w:t xml:space="preserve">sebagaimana tercantum dalam Kartu Keluarga (KK) Nomor: $AYAH_NO_KK</w:t>
+        <w:t xml:space="preserve">: ${NAMA}</w:t>
+      </w:r>
+    </w:p>
+    <w:p>
+      <w:pPr>
+        <w:pStyle w:val="BodyText"/>
+      </w:pPr>
+      <w:r>
+        <w:rPr>
+          <w:b/>
+          <w:bCs/>
+        </w:rPr>
+        <w:t xml:space="preserve">: ${NIK}</w:t>
+      </w:r>
+    </w:p>
+    <w:p>
+      <w:pPr>
+        <w:pStyle w:val="BodyText"/>
+      </w:pPr>
+      <w:r>
+        <w:rPr>
+          <w:b/>
+          <w:bCs/>
+        </w:rPr>
+        <w:t xml:space="preserve">: ${TTL}</w:t>
+      </w:r>
+    </w:p>
+    <w:p>
+      <w:pPr>
+        <w:pStyle w:val="BodyText"/>
+      </w:pPr>
+      <w:r>
+        <w:rPr>
+          <w:b/>
+          <w:bCs/>
+        </w:rPr>
+        <w:t xml:space="preserve">: ${PEKERJAAN}</w:t>
+      </w:r>
+    </w:p>
+    <w:p>
+      <w:pPr>
+        <w:pStyle w:val="BodyText"/>
+      </w:pPr>
+      <w:r>
+        <w:rPr>
+          <w:b/>
+          <w:bCs/>
+        </w:rPr>
+        <w:t xml:space="preserve">: ${ALAMAT} Kalurahan ${NAMA_DES}, Kapanewon ${NAMA_KEC}, Kabupaten ${NAMA_KAB}</w:t>
+      </w:r>
+    </w:p>
+    <w:p>
+      <w:pPr>
+        <w:pStyle w:val="BodyText"/>
+      </w:pPr>
+      <w:r>
+        <w:rPr>
+          <w:b/>
+          <w:bCs/>
+        </w:rPr>
+        <w:t xml:space="preserve">: ${AYAH_NAMA}</w:t>
+      </w:r>
+    </w:p>
+    <w:p>
+      <w:pPr>
+        <w:pStyle w:val="BodyText"/>
+      </w:pPr>
+      <w:r>
+        <w:rPr>
+          <w:b/>
+          <w:bCs/>
+        </w:rPr>
+        <w:t xml:space="preserve">: ${AYAH_NIK}</w:t>
+      </w:r>
+    </w:p>
+    <w:p>
+      <w:pPr>
+        <w:pStyle w:val="BodyText"/>
+      </w:pPr>
+      <w:r>
+        <w:rPr>
+          <w:b/>
+          <w:bCs/>
+        </w:rPr>
+        <w:t xml:space="preserve">: ${AYAH_TTL}</w:t>
+      </w:r>
+    </w:p>
+    <w:p>
+      <w:pPr>
+        <w:pStyle w:val="BodyText"/>
+      </w:pPr>
+      <w:r>
+        <w:rPr>
+          <w:b/>
+          <w:bCs/>
+        </w:rPr>
+        <w:t xml:space="preserve">: ${AYAH_PEKERJAAN}</w:t>
+      </w:r>
+    </w:p>
+    <w:p>
+      <w:pPr>
+        <w:pStyle w:val="BodyText"/>
+      </w:pPr>
+      <w:r>
+        <w:rPr>
+          <w:b/>
+          <w:bCs/>
+        </w:rPr>
+        <w:t xml:space="preserve">: ${AYAH_ALAMAT}, ${NAMA_DES}, ${NAMA_KEC}, ${NAMA_KAB}</w:t>
+      </w:r>
+    </w:p>
+    <w:p>
+      <w:pPr>
+        <w:pStyle w:val="BodyText"/>
+      </w:pPr>
+      <w:r>
+        <w:rPr>
+          <w:b/>
+          <w:bCs/>
+        </w:rPr>
+        <w:t xml:space="preserve">: ${IBU_NAMA}</w:t>
+      </w:r>
+    </w:p>
+    <w:p>
+      <w:pPr>
+        <w:pStyle w:val="BodyText"/>
+      </w:pPr>
+      <w:r>
+        <w:rPr>
+          <w:b/>
+          <w:bCs/>
+        </w:rPr>
+        <w:t xml:space="preserve">: ${IBU_NIK}</w:t>
+      </w:r>
+    </w:p>
+    <w:p>
+      <w:pPr>
+        <w:pStyle w:val="BodyText"/>
+      </w:pPr>
+      <w:r>
+        <w:rPr>
+          <w:b/>
+          <w:bCs/>
+        </w:rPr>
+        <w:t xml:space="preserve">: ${IBU_TTL}</w:t>
+      </w:r>
+    </w:p>
+    <w:p>
+      <w:pPr>
+        <w:pStyle w:val="BodyText"/>
+      </w:pPr>
+      <w:r>
+        <w:rPr>
+          <w:b/>
+          <w:bCs/>
+        </w:rPr>
+        <w:t xml:space="preserve">: ${IBU_PEKERJAAN}</w:t>
+      </w:r>
+    </w:p>
+    <w:p>
+      <w:pPr>
+        <w:pStyle w:val="BodyText"/>
+      </w:pPr>
+      <w:r>
+        <w:rPr>
+          <w:b/>
+          <w:bCs/>
+        </w:rPr>
+        <w:t xml:space="preserve">: ${IBU_ALAMAT}, ${NAMA_DES}, ${NAMA_KEC}, ${NAMA_KAB}</w:t>
+      </w:r>
+    </w:p>
+    <w:p>
+      <w:pPr>
+        <w:pStyle w:val="BodyText"/>
+      </w:pPr>
+      <w:r>
+        <w:rPr>
+          <w:b/>
+          <w:bCs/>
+        </w:rPr>
+        <w:t xml:space="preserve">sebagaimana tercantum dalam Kartu Keluarga (KK) Nomor: ${AYAH_NO_KK}</w:t>
       </w:r>
     </w:p>
     <w:p>
@@ -449,15 +449,15 @@
           <w:b/>
           <w:bCs/>
         </w:rPr>
-        <w:t xml:space="preserve">( $SAKSI_UMUR1 )</w:t>
-      </w:r>
-    </w:p>
-    <w:p>
-      <w:pPr>
-        <w:pStyle w:val="BodyText"/>
-      </w:pPr>
-      <w:r>
-        <w:t xml:space="preserve">NIK. $SAKSI_BARU1</w:t>
+        <w:t xml:space="preserve">( ${SAKSI_UMUR1} )</w:t>
+      </w:r>
+    </w:p>
+    <w:p>
+      <w:pPr>
+        <w:pStyle w:val="BodyText"/>
+      </w:pPr>
+      <w:r>
+        <w:t xml:space="preserve">NIK. ${SAKSI_BARU1}</w:t>
       </w:r>
     </w:p>
     <w:p>
@@ -481,27 +481,27 @@
           <w:b/>
           <w:bCs/>
         </w:rPr>
-        <w:t xml:space="preserve">( $SAKSI_UMUR2 )</w:t>
-      </w:r>
-    </w:p>
-    <w:p>
-      <w:pPr>
-        <w:pStyle w:val="BodyText"/>
-      </w:pPr>
-      <w:r>
-        <w:t xml:space="preserve">NIK. $SAKSI_BARU2</w:t>
-      </w:r>
-    </w:p>
-    <w:p>
-      <w:pPr>
-        <w:pStyle w:val="BodyText"/>
-      </w:pPr>
-      <w:r>
-        <w:rPr>
-          <w:b/>
-          <w:bCs/>
-        </w:rPr>
-        <w:t xml:space="preserve">$NAMA_DES, $TGL_SURAT</w:t>
+        <w:t xml:space="preserve">( ${SAKSI_UMUR2} )</w:t>
+      </w:r>
+    </w:p>
+    <w:p>
+      <w:pPr>
+        <w:pStyle w:val="BodyText"/>
+      </w:pPr>
+      <w:r>
+        <w:t xml:space="preserve">NIK. ${SAKSI_BARU2}</w:t>
+      </w:r>
+    </w:p>
+    <w:p>
+      <w:pPr>
+        <w:pStyle w:val="BodyText"/>
+      </w:pPr>
+      <w:r>
+        <w:rPr>
+          <w:b/>
+          <w:bCs/>
+        </w:rPr>
+        <w:t xml:space="preserve">${NAMA_DES}, ${TGL_SURAT}</w:t>
       </w:r>
     </w:p>
     <w:p>
@@ -525,7 +525,7 @@
           <w:b/>
           <w:bCs/>
         </w:rPr>
-        <w:t xml:space="preserve">( $NAMA )</w:t>
+        <w:t xml:space="preserve">( ${NAMA} )</w:t>
       </w:r>
     </w:p>
     <w:p>
